--- a/sales/templates/proasiste-email-templates.docx
+++ b/sales/templates/proasiste-email-templates.docx
@@ -19,13 +19,13 @@
           <w:bCs/>
           <w:b/>
         </w:rPr>
-        <w:t xml:space="preserve">HOW TO USE THIS TEMPLATE</w:t>
+        <w:t xml:space="preserve">HOW TO USE THIS TEMPLATE.</w:t>
       </w:r>
       <w:r>
         <w:t xml:space="preserve"> </w:t>
       </w:r>
       <w:r>
-        <w:t xml:space="preserve">— 1.</w:t>
+        <w:t xml:space="preserve">1.</w:t>
       </w:r>
       <w:r>
         <w:t xml:space="preserve"> </w:t>
@@ -338,7 +338,7 @@
         <w:pStyle w:val="BodyText"/>
       </w:pPr>
       <w:r>
-        <w:t xml:space="preserve">Most operations teams I talk to estimate 5-10 hours per person per week. That's over 250 hours per year - just looking for things.</w:t>
+        <w:t xml:space="preserve">Most operations teams I talk to estimate 5-10 hours per person per week. That's over 250 hours per year, just looking for things.</w:t>
       </w:r>
     </w:p>
     <w:p>
@@ -473,7 +473,7 @@
         <w:t xml:space="preserve"> </w:t>
       </w:r>
       <w:r>
-        <w:t xml:space="preserve">who are concerned about falling behind on AI adoption. Their competitors are using AI to move faster - not because of hype, but because finding information in seconds instead of hours is a real advantage.</w:t>
+        <w:t xml:space="preserve">who are concerned about falling behind on AI adoption. Their competitors are using AI to move faster, not because of hype, but because finding information in seconds instead of hours is a real advantage.</w:t>
       </w:r>
     </w:p>
     <w:p>
@@ -496,7 +496,7 @@
         <w:t xml:space="preserve"> </w:t>
       </w:r>
       <w:r>
-        <w:t xml:space="preserve">are capturing institutional knowledge and making it instantly accessible to their teams. It's not about replacing people - it's about multiplying what they can do.</w:t>
+        <w:t xml:space="preserve">capture institutional knowledge and make it instantly accessible to their teams. It doesn't replace people. It multiplies what they can do.</w:t>
       </w:r>
     </w:p>
     <w:p>
@@ -604,7 +604,7 @@
         <w:pStyle w:val="BodyText"/>
       </w:pPr>
       <w:r>
-        <w:t xml:space="preserve">Most companies lose decades of institutional knowledge overnight. The informal knowledge - the "ask Maria, she knows" knowledge - just disappears.</w:t>
+        <w:t xml:space="preserve">Most companies lose decades of institutional knowledge overnight. The informal knowledge (the "ask Maria, she knows" kind) just disappears.</w:t>
       </w:r>
     </w:p>
     <w:p>
@@ -809,7 +809,7 @@
         <w:t xml:space="preserve"> </w:t>
       </w:r>
       <w:r>
-        <w:t xml:space="preserve">[Customize based on demo - e.g., "The ability to automate weekly reports" or "Capturing knowledge before key employees retire"]</w:t>
+        <w:t xml:space="preserve">[Customize based on demo, e.g., "The ability to automate weekly reports" or "Capturing knowledge before key employees retire"]</w:t>
       </w:r>
     </w:p>
     <w:p>
@@ -827,7 +827,7 @@
         <w:t xml:space="preserve"> </w:t>
       </w:r>
       <w:r>
-        <w:t xml:space="preserve">[Customize - e.g., "If each team member saves 5 hours/week, that's 250 hours/year at $50/hour = $12,500 per person"]</w:t>
+        <w:t xml:space="preserve">[Customize, e.g., "If each team member saves 5 hours/week, that's 250 hours/year at $50/hour = $12,500 per person"]</w:t>
       </w:r>
     </w:p>
     <w:p>
@@ -851,7 +851,7 @@
         <w:pStyle w:val="Compact"/>
       </w:pPr>
       <w:r>
-        <w:t xml:space="preserve">[Action item - e.g., "I'll send over the security documentation you requested"]</w:t>
+        <w:t xml:space="preserve">[Action item, e.g., "I'll send over the security documentation you requested"]</w:t>
       </w:r>
     </w:p>
     <w:p>
@@ -863,7 +863,7 @@
         <w:pStyle w:val="Compact"/>
       </w:pPr>
       <w:r>
-        <w:t xml:space="preserve">[Action item - e.g., "Let's schedule a follow-up with your IT team"]</w:t>
+        <w:t xml:space="preserve">[Action item, e.g., "Let's schedule a follow-up with your IT team"]</w:t>
       </w:r>
     </w:p>
     <w:p>
@@ -875,7 +875,7 @@
         <w:pStyle w:val="Compact"/>
       </w:pPr>
       <w:r>
-        <w:t xml:space="preserve">[Action item - e.g., "Trial period starting next Monday"]</w:t>
+        <w:t xml:space="preserve">[Action item, e.g., "Trial period starting next Monday"]</w:t>
       </w:r>
     </w:p>
     <w:p>
@@ -883,7 +883,7 @@
         <w:pStyle w:val="FirstParagraph"/>
       </w:pPr>
       <w:r>
-        <w:t xml:space="preserve">Let me know if you have any questions. Looking forward to getting started!</w:t>
+        <w:t xml:space="preserve">If anything's unclear, just reply and ask.</w:t>
       </w:r>
     </w:p>
     <w:p>
@@ -968,7 +968,7 @@
         <w:pStyle w:val="BodyText"/>
       </w:pPr>
       <w:r>
-        <w:t xml:space="preserve">Is ProAsiste still something you're considering? If timing isn't right, totally understand - just let me know either way so I can update my notes.</w:t>
+        <w:t xml:space="preserve">Is ProAsiste still something you're considering? If timing isn't right, totally understand. Just let me know either way so I can update my notes.</w:t>
       </w:r>
     </w:p>
     <w:p>
@@ -1275,7 +1275,7 @@
         <w:pStyle w:val="BodyText"/>
       </w:pPr>
       <w:r>
-        <w:t xml:space="preserve">Security is critical - here's exactly how ProAsiste protects your data:</w:t>
+        <w:t xml:space="preserve">Security matters. Here's exactly how ProAsiste protects your data:</w:t>
       </w:r>
     </w:p>
     <w:p>
@@ -1934,7 +1934,7 @@
         <w:pStyle w:val="BodyText"/>
       </w:pPr>
       <w:r>
-        <w:t xml:space="preserve">No pressure - just wanted to make sure you had the information.</w:t>
+        <w:t xml:space="preserve">No pressure. Just wanted to make sure you had the information.</w:t>
       </w:r>
     </w:p>
     <w:p>
@@ -1942,7 +1942,7 @@
         <w:pStyle w:val="BodyText"/>
       </w:pPr>
       <w:r>
-        <w:t xml:space="preserve">Let me know if you'd like to move forward or have any final questions.</w:t>
+        <w:t xml:space="preserve">Let me know if you'd like to move forward, or if you have any final questions.</w:t>
       </w:r>
     </w:p>
     <w:p>
@@ -2291,7 +2291,7 @@
         <w:pStyle w:val="FirstParagraph"/>
       </w:pPr>
       <w:r>
-        <w:t xml:space="preserve">The companies that wait are falling further behind - not because the technology changes, but because knowledge compounds over time.</w:t>
+        <w:t xml:space="preserve">The companies that wait are falling further behind, because knowledge compounds over time and an early start is hard to close.</w:t>
       </w:r>
     </w:p>
     <w:p>
@@ -2299,7 +2299,7 @@
         <w:pStyle w:val="BodyText"/>
       </w:pPr>
       <w:r>
-        <w:t xml:space="preserve">If the timing is better now, I'd love to reconnect. If not, no worries - just wanted to share what I'm seeing in the market.</w:t>
+        <w:t xml:space="preserve">If the timing is better now, I'd love to reconnect. If not, no worries. Just wanted to share what I'm seeing in the market.</w:t>
       </w:r>
     </w:p>
     <w:p>
@@ -2396,7 +2396,7 @@
         <w:pStyle w:val="BodyText"/>
       </w:pPr>
       <w:r>
-        <w:t xml:space="preserve">Good news - we just launched it.</w:t>
+        <w:t xml:space="preserve">Good news: we just launched it.</w:t>
       </w:r>
     </w:p>
     <w:p>
